--- a/assets/templates/invoice-template.docx
+++ b/assets/templates/invoice-template.docx
@@ -1449,6 +1449,11 @@
             <w:r>
               <w:t xml:space="preserve">Генеральный директор</w:t>
             </w:r>
+          </w:p>
+          <w:p>
+            <w:r>
+              <w:t>М.П. ____"stamp"_____</w:t>
+            </w:r>
             <w:r/>
           </w:p>
         </w:tc>
@@ -1502,7 +1507,7 @@
               <w:rPr>
                 <w:lang w:val="ru-RU"/>
               </w:rPr>
-              <w:t>______________________________</w:t>
+              <w:t>___________________ ____"signature"_____</w:t>
             </w:r>
             <w:r>
               <w:rPr>
